--- a/submission_ready/tuberculosis_longitudinal_20260318/04_Tuberculosis_Highlights.docx
+++ b/submission_ready/tuberculosis_longitudinal_20260318/04_Tuberculosis_Highlights.docx
@@ -18,7 +18,7 @@
         <w:pStyle w:val="ListBullet"/>
       </w:pPr>
       <w:r>
-        <w:t>Longitudinal reanalysis was performed on a remapped public TB RNA-sequencing cohort with repeated subject-level follow-up.</w:t>
+        <w:t>Longitudinal analysis was performed on a remapped prospective TB RNA-sequencing cohort with repeated subject-level follow-up.</w:t>
       </w:r>
     </w:p>
     <w:p>
